--- a/documents/07-riverview-identity-merge-design.docx
+++ b/documents/07-riverview-identity-merge-design.docx
@@ -8297,7 +8297,7 @@
         <w:pStyle w:val="Heading1"/>
       </w:pPr>
       <w:r>
-        <w:t>Working remainder for RVH-TDD-2021-004</w:t>
+        <w:t>Open work after January 14, 2021</w:t>
       </w:r>
     </w:p>
     <w:p>
@@ -8311,7 +8311,7 @@
           <w:color w:val="222222"/>
           <w:sz w:val="24"/>
         </w:rPr>
-        <w:t>The front of Identity resolution and record merge for Riverview patient records is the document. This remainder is the leftover a colleague still trips on: named people, named boxes, named tickets, and the work I still owe after January 14, 2021. It is not a second log and it is not a stack of exhibits with the same stub. If a paragraph fights the decision in the front, strike the paragraph.</w:t>
+        <w:t>What follows is leftover work from Identity resolution and record merge for Riverview patient records: named people, named boxes, named tickets, and the items I still owe. If a paragraph fights the decision in the front of RVH-TDD-2021-004, strike the paragraph.</w:t>
       </w:r>
     </w:p>
     <w:p>
@@ -8465,7 +8465,7 @@
           <w:color w:val="222222"/>
           <w:sz w:val="24"/>
         </w:rPr>
-        <w:t>I will not put residency: no 'just a replica elsewhere' on a wiki that drifts. RVH-PRD-2020-019 and this file are the record. If Anita Shah needs a diagram, they get a permalink, not a photo of a whiteboard. idm-01.flagstaff.riverview.internal stays out of the diagram title. If a new engineer asks where the leftover lives, I point here. I do not point at a Slack pin from January 14, 2021. Client Riverview.</w:t>
+        <w:t>I will not put residency: no 'just a replica elsewhere' on a wiki that drifts. RVH-PRD-2020-019 and this file are the record. If Anita Shah needs a diagram, they get a permalink, not a photo of a whiteboard. idm-01.flagstaff.riverview.internal stays out of the diagram title. If a new engineer asks where the leftover lives, I point here. I do not point at a Slack pin from January 14, 2021.</w:t>
       </w:r>
     </w:p>
     <w:p>
@@ -10809,7 +10809,7 @@
           <w:color w:val="222222"/>
           <w:sz w:val="24"/>
         </w:rPr>
-        <w:t>People who were absent still get a usable remainder, not a transcript. Luis Ortega gets the decision, the refuse, and the date. They do not get a reconstruction of who raised their voice. If they object, they object on RVH-2109. Client Riverview. Author Aman Kumar.</w:t>
+        <w:t>People who were absent still get a usable remainder, not a transcript. Luis Ortega gets the decision, the refuse, and the date. They do not get a reconstruction of who raised their voice. If they object, they object on RVH-2109.</w:t>
       </w:r>
     </w:p>
     <w:p>
@@ -11854,7 +11854,7 @@
           <w:color w:val="222222"/>
           <w:sz w:val="24"/>
         </w:rPr>
-        <w:t>If you are implementing, keep the rejected alternative dead. If you are on-call, start read-only. If you are Anita Shah, the ask is unchanged: pick the path in the main body or send it back with a named objection. Sample I would still defend: 1667 rows, 18 minutes, freeze respected. Strike this remainder if it ever fights the decision callout. Author Aman Kumar. Client Riverview.</w:t>
+        <w:t>If you are implementing, keep the rejected alternative dead. If you are on-call, start read-only. If you are Anita Shah, the ask is unchanged: pick the path in the main body or send it back with a named objection. Sample I would still defend: 1667 rows, 18 minutes, freeze respected. Strike this section if it ever fights the decision callout.</w:t>
       </w:r>
     </w:p>
     <w:p>
@@ -11868,7 +11868,7 @@
           <w:color w:val="222222"/>
           <w:sz w:val="24"/>
         </w:rPr>
-        <w:t>This heading is the reopen rule, not a promise that nothing follows. If we still need words after the bank, they are named leftovers, not another copy of the same stub. raising retries on a poison record is done as a heading when Priya Nair closes RVH-PRIV-2021-003 or writes a new date.</w:t>
+        <w:t>This heading is the reopen rule. raising retries on a poison record is done when Priya Nair closes RVH-PRIV-2021-003 or writes a new date.</w:t>
       </w:r>
     </w:p>
     <w:p>
@@ -13020,7 +13020,7 @@
           <w:color w:val="222222"/>
           <w:sz w:val="24"/>
         </w:rPr>
-        <w:t>I am out of new section shapes. What follows is leftover owners and tickets already in this file, written so a colleague can act. I will not invent another exhibit format to fill a page budget.</w:t>
+        <w:t>Owners and tickets still attached to RVH-TDD-2021-004, written so a colleague can act without hunting Slack. Close is a decision, a refuse, or a new date.</w:t>
       </w:r>
     </w:p>
     <w:p>
@@ -13034,7 +13034,7 @@
           <w:color w:val="222222"/>
           <w:sz w:val="24"/>
         </w:rPr>
-        <w:t>RVH-PRD-2020-019 still sits with Anita Shah. Host idm-01.flagstaff.riverview.internal. Due January 25, 2021 unless they write a new date. Close is a decision, a refuse, or that date. I will not accept a status dump. Front-matter number I am not re-arguing: 0.62. If this leftover is done, Anita Shah marks RVH-PRD-2020-019 done. Aman Kumar will not keep a shadow list. Client Riverview.</w:t>
+        <w:t>RVH-PRD-2020-019 still sits with Anita Shah. Host idm-01.flagstaff.riverview.internal. Due January 25, 2021 unless they write a new date. Close is a decision, a refuse, or that date. I will not accept a status dump. Front-matter number I am not re-arguing: 0.62. If this leftover is done, Anita Shah marks RVH-PRD-2020-019 done. Aman Kumar will not keep a shadow list.</w:t>
       </w:r>
     </w:p>
     <w:p>
@@ -13132,7 +13132,7 @@
           <w:color w:val="222222"/>
           <w:sz w:val="24"/>
         </w:rPr>
-        <w:t>Stop leftover: RVH-PRIV-2021-003 is not a twin of RVH-2109. Keep one thread. Mesa Ridge on idm-ui.phx.riverview.internal. If this paragraph fights the front of RVH-TDD-2021-004, strike it. Due February 8, 2021. Client Riverview.</w:t>
+        <w:t>Stop leftover: RVH-PRIV-2021-003 is not a twin of RVH-2109. Keep one thread. Mesa Ridge on idm-ui.phx.riverview.internal. If this paragraph fights the front of RVH-TDD-2021-004, strike it. Due February 8, 2021.</w:t>
       </w:r>
     </w:p>
     <w:p>
@@ -13146,7 +13146,7 @@
           <w:color w:val="222222"/>
           <w:sz w:val="24"/>
         </w:rPr>
-        <w:t>RVH-2109 still sits with Show Low. Host idm-01.flagstaff.riverview.internal. Due February 10, 2021 unless they write a new date. Close is a decision, a refuse, or that date. I will not accept a status dump. Front-matter number I am not re-arguing: 88. If this leftover is done, Show Low marks RVH-2109 done. Aman Kumar will not keep a shadow list. Client Riverview.</w:t>
+        <w:t>RVH-2109 still sits with Show Low. Host idm-01.flagstaff.riverview.internal. Due February 10, 2021 unless they write a new date. Close is a decision, a refuse, or that date. I will not accept a status dump. Front-matter number I am not re-arguing: 88. If this leftover is done, Show Low marks RVH-2109 done. Aman Kumar will not keep a shadow list.</w:t>
       </w:r>
     </w:p>
     <w:p>
